--- a/Results/AGEM - Time series supplementary material.docx
+++ b/Results/AGEM - Time series supplementary material.docx
@@ -13,7 +13,6 @@
           <w:sz w:val="24"/>
           <w:szCs w:val="24"/>
           <w:highlight w:val="yellow"/>
-          <w:highlightCs w:val="yellow"/>
         </w:rPr>
         <w:t xml:space="preserve">Luis Anunciacao, PhD</w:t>
       </w:r>
@@ -29,7 +28,7 @@
           <w:sz w:val="24"/>
           <w:szCs w:val="24"/>
         </w:rPr>
-        <w:t xml:space="preserve">2026-10-17 - 11:07</w:t>
+        <w:t xml:space="preserve">2026-10-17 - 11:24</w:t>
       </w:r>
     </w:p>
     <w:p>
@@ -59,7 +58,7 @@
           <w:sz w:val="24"/>
           <w:szCs w:val="24"/>
         </w:rPr>
-        <w:t xml:space="preserve">Stability of Psychosocial Risk Indicators Across Anonymous Monitoring Waves in Two Brazilian Companies: A Brief Report</w:t>
+        <w:t xml:space="preserve">Repeated Monitoring of Psychosocial Risk to Guide Tailored Interventions Under NR-1: A Brief Report From Two Brazilian Companies</w:t>
       </w:r>
     </w:p>
     <w:p>
